--- a/source-multichoice/build/es-material-stone-2.docx
+++ b/source-multichoice/build/es-material-stone-2.docx
@@ -25,7 +25,7 @@
       <w:r>
         <w:t>a)</w:t>
         <w:tab/>
-        <w:t>Es resistente a los ácidos.</w:t>
+        <w:t>Se usa principalmente en la actualidad para la construcción de tejados.</w:t>
       </w:r>
     </w:p>
     <w:p>
@@ -45,7 +45,7 @@
       <w:r>
         <w:t>c)</w:t>
         <w:tab/>
-        <w:t>Se usa principalmente en la actualidad para la construcción de tejados.</w:t>
+        <w:t>Es un material moderno para la construcción.</w:t>
       </w:r>
     </w:p>
     <w:p>
@@ -55,7 +55,7 @@
       <w:r>
         <w:t>d)</w:t>
         <w:tab/>
-        <w:t>Es un material moderno para la construcción.</w:t>
+        <w:t>Es resistente a los ácidos.</w:t>
       </w:r>
     </w:p>
     <w:p>
@@ -73,6 +73,26 @@
       <w:r>
         <w:t>a)</w:t>
         <w:tab/>
+        <w:t>Porque está compuesto de caliza cristalizada.</w:t>
+      </w:r>
+    </w:p>
+    <w:p>
+      <w:pPr>
+        <w:pStyle w:val="Choice"/>
+      </w:pPr>
+      <w:r>
+        <w:t>b)</w:t>
+        <w:tab/>
+        <w:t>En realidad si que es resistente a los ácidos.</w:t>
+      </w:r>
+    </w:p>
+    <w:p>
+      <w:pPr>
+        <w:pStyle w:val="Choice"/>
+      </w:pPr>
+      <w:r>
+        <w:t>c)</w:t>
+        <w:tab/>
         <w:t>Porque es un material moderno.</w:t>
       </w:r>
     </w:p>
@@ -81,29 +101,9 @@
         <w:pStyle w:val="Choice"/>
       </w:pPr>
       <w:r>
-        <w:t>b)</w:t>
-        <w:tab/>
-        <w:t>Porque está compuesto de caliza cristalizada.</w:t>
-      </w:r>
-    </w:p>
-    <w:p>
-      <w:pPr>
-        <w:pStyle w:val="Choice"/>
-      </w:pPr>
-      <w:r>
-        <w:t>c)</w:t>
+        <w:t>d)</w:t>
         <w:tab/>
         <w:t>Porque tiene propiedades únicas.</w:t>
-      </w:r>
-    </w:p>
-    <w:p>
-      <w:pPr>
-        <w:pStyle w:val="Choice"/>
-      </w:pPr>
-      <w:r>
-        <w:t>d)</w:t>
-        <w:tab/>
-        <w:t>En realidad si que es resistente a los ácidos.</w:t>
       </w:r>
     </w:p>
     <w:p>
@@ -131,7 +131,7 @@
       <w:r>
         <w:t>b)</w:t>
         <w:tab/>
-        <w:t>Se desgasta rápidamente.</w:t>
+        <w:t>Es vulnerable a la corrosión.</w:t>
       </w:r>
     </w:p>
     <w:p>
@@ -141,7 +141,7 @@
       <w:r>
         <w:t>c)</w:t>
         <w:tab/>
-        <w:t>Es vulnerable a la corrosión.</w:t>
+        <w:t>Se desgasta rápidamente.</w:t>
       </w:r>
     </w:p>
     <w:p>
@@ -169,7 +169,7 @@
       <w:r>
         <w:t>a)</w:t>
         <w:tab/>
-        <w:t>En recubrimientos de edificios públicos y monumentos.</w:t>
+        <w:t>En construcciones a la intemperie.</w:t>
       </w:r>
     </w:p>
     <w:p>
@@ -199,7 +199,7 @@
       <w:r>
         <w:t>d)</w:t>
         <w:tab/>
-        <w:t>En construcciones a la intemperie.</w:t>
+        <w:t>En recubrimientos de edificios públicos y monumentos.</w:t>
       </w:r>
     </w:p>
     <w:p>
@@ -227,16 +227,6 @@
       <w:r>
         <w:t>b)</w:t>
         <w:tab/>
-        <w:t>Mármol.</w:t>
-      </w:r>
-    </w:p>
-    <w:p>
-      <w:pPr>
-        <w:pStyle w:val="Choice"/>
-      </w:pPr>
-      <w:r>
-        <w:t>c)</w:t>
-        <w:tab/>
         <w:t>Pizarra.</w:t>
       </w:r>
     </w:p>
@@ -245,13 +235,23 @@
         <w:pStyle w:val="Choice"/>
       </w:pPr>
       <w:r>
-        <w:t>d)</w:t>
+        <w:t>c)</w:t>
         <w:tab/>
         <w:t>Granito.</w:t>
       </w:r>
     </w:p>
     <w:p>
       <w:pPr>
+        <w:pStyle w:val="Choice"/>
+      </w:pPr>
+      <w:r>
+        <w:t>d)</w:t>
+        <w:tab/>
+        <w:t>Mármol.</w:t>
+      </w:r>
+    </w:p>
+    <w:p>
+      <w:pPr>
         <w:pStyle w:val="ListNumber"/>
       </w:pPr>
       <w:r>
@@ -265,6 +265,26 @@
       <w:r>
         <w:t>a)</w:t>
         <w:tab/>
+        <w:t>Para fabricar paneles planos usados en tejados.</w:t>
+      </w:r>
+    </w:p>
+    <w:p>
+      <w:pPr>
+        <w:pStyle w:val="Choice"/>
+      </w:pPr>
+      <w:r>
+        <w:t>b)</w:t>
+        <w:tab/>
+        <w:t>Para tallar esculturas.</w:t>
+      </w:r>
+    </w:p>
+    <w:p>
+      <w:pPr>
+        <w:pStyle w:val="Choice"/>
+      </w:pPr>
+      <w:r>
+        <w:t>c)</w:t>
+        <w:tab/>
         <w:t>Para esculpir monumentos.</w:t>
       </w:r>
     </w:p>
@@ -273,33 +293,13 @@
         <w:pStyle w:val="Choice"/>
       </w:pPr>
       <w:r>
-        <w:t>b)</w:t>
+        <w:t>d)</w:t>
         <w:tab/>
         <w:t>Para construir paredes de los edificios públicos.</w:t>
       </w:r>
     </w:p>
     <w:p>
       <w:pPr>
-        <w:pStyle w:val="Choice"/>
-      </w:pPr>
-      <w:r>
-        <w:t>c)</w:t>
-        <w:tab/>
-        <w:t>Para fabricar paneles planos usados en tejados.</w:t>
-      </w:r>
-    </w:p>
-    <w:p>
-      <w:pPr>
-        <w:pStyle w:val="Choice"/>
-      </w:pPr>
-      <w:r>
-        <w:t>d)</w:t>
-        <w:tab/>
-        <w:t>Para tallar esculturas.</w:t>
-      </w:r>
-    </w:p>
-    <w:p>
-      <w:pPr>
         <w:pStyle w:val="ListNumber"/>
       </w:pPr>
       <w:r>
@@ -313,7 +313,7 @@
       <w:r>
         <w:t>a)</w:t>
         <w:tab/>
-        <w:t>Está formada por lajas u hojas planas y finas.</w:t>
+        <w:t>Está formada por pequeños granos fuertemente unidos entre sí.</w:t>
       </w:r>
     </w:p>
     <w:p>
@@ -322,6 +322,16 @@
       </w:pPr>
       <w:r>
         <w:t>b)</w:t>
+        <w:tab/>
+        <w:t>Está formada por pequeños granos débilmente unidos entre sí</w:t>
+      </w:r>
+    </w:p>
+    <w:p>
+      <w:pPr>
+        <w:pStyle w:val="Choice"/>
+      </w:pPr>
+      <w:r>
+        <w:t>c)</w:t>
         <w:tab/>
         <w:t>Está formada por una textura rugosa.</w:t>
       </w:r>
@@ -331,19 +341,9 @@
         <w:pStyle w:val="Choice"/>
       </w:pPr>
       <w:r>
-        <w:t>c)</w:t>
-        <w:tab/>
-        <w:t>Está formada por pequeños granos débilmente unidos entre sí</w:t>
-      </w:r>
-    </w:p>
-    <w:p>
-      <w:pPr>
-        <w:pStyle w:val="Choice"/>
-      </w:pPr>
-      <w:r>
         <w:t>d)</w:t>
         <w:tab/>
-        <w:t>Está formada por pequeños granos fuertemente unidos entre sí.</w:t>
+        <w:t>Está formada por lajas u hojas planas y finas.</w:t>
       </w:r>
     </w:p>
     <w:p>
@@ -361,6 +361,16 @@
       <w:r>
         <w:t>a)</w:t>
         <w:tab/>
+        <w:t>Vigas resistentes.</w:t>
+      </w:r>
+    </w:p>
+    <w:p>
+      <w:pPr>
+        <w:pStyle w:val="Choice"/>
+      </w:pPr>
+      <w:r>
+        <w:t>b)</w:t>
+        <w:tab/>
         <w:t>Láminas para cubrir tejados.</w:t>
       </w:r>
     </w:p>
@@ -369,19 +379,9 @@
         <w:pStyle w:val="Choice"/>
       </w:pPr>
       <w:r>
-        <w:t>b)</w:t>
+        <w:t>c)</w:t>
         <w:tab/>
         <w:t>Esculturas modernas.</w:t>
-      </w:r>
-    </w:p>
-    <w:p>
-      <w:pPr>
-        <w:pStyle w:val="Choice"/>
-      </w:pPr>
-      <w:r>
-        <w:t>c)</w:t>
-        <w:tab/>
-        <w:t>Vigas resistentes.</w:t>
       </w:r>
     </w:p>
     <w:p>
@@ -409,6 +409,16 @@
       <w:r>
         <w:t>a)</w:t>
         <w:tab/>
+        <w:t>Pizarra.</w:t>
+      </w:r>
+    </w:p>
+    <w:p>
+      <w:pPr>
+        <w:pStyle w:val="Choice"/>
+      </w:pPr>
+      <w:r>
+        <w:t>b)</w:t>
+        <w:tab/>
         <w:t>Caliza cristalizada.</w:t>
       </w:r>
     </w:p>
@@ -417,7 +427,7 @@
         <w:pStyle w:val="Choice"/>
       </w:pPr>
       <w:r>
-        <w:t>b)</w:t>
+        <w:t>c)</w:t>
         <w:tab/>
         <w:t>Granito.</w:t>
       </w:r>
@@ -427,105 +437,95 @@
         <w:pStyle w:val="Choice"/>
       </w:pPr>
       <w:r>
-        <w:t>c)</w:t>
+        <w:t>d)</w:t>
         <w:tab/>
         <w:t>Mármol.</w:t>
       </w:r>
     </w:p>
     <w:p>
       <w:pPr>
+        <w:pStyle w:val="ListNumber"/>
+      </w:pPr>
+      <w:r>
+        <w:t>¿Cuál es una característica de la piedra caliza?</w:t>
+      </w:r>
+    </w:p>
+    <w:p>
+      <w:pPr>
+        <w:pStyle w:val="Choice"/>
+      </w:pPr>
+      <w:r>
+        <w:t>a)</w:t>
+        <w:tab/>
+        <w:t>Es resistente a la lluvia ácida.</w:t>
+      </w:r>
+    </w:p>
+    <w:p>
+      <w:pPr>
+        <w:pStyle w:val="Choice"/>
+      </w:pPr>
+      <w:r>
+        <w:t>b)</w:t>
+        <w:tab/>
+        <w:t>Se emplea como material de afilar.</w:t>
+      </w:r>
+    </w:p>
+    <w:p>
+      <w:pPr>
+        <w:pStyle w:val="Choice"/>
+      </w:pPr>
+      <w:r>
+        <w:t>c)</w:t>
+        <w:tab/>
+        <w:t>Se utiliza desde la antigüedad como elemento de construcción.</w:t>
+      </w:r>
+    </w:p>
+    <w:p>
+      <w:pPr>
         <w:pStyle w:val="Choice"/>
       </w:pPr>
       <w:r>
         <w:t>d)</w:t>
+        <w:tab/>
+        <w:t>Produce cuarzo al quemarse en un horno.</w:t>
+      </w:r>
+    </w:p>
+    <w:p>
+      <w:pPr>
+        <w:pStyle w:val="ListNumber"/>
+      </w:pPr>
+      <w:r>
+        <w:t>¿Qué componente fundamental del cemento gris se obtiene al quemar la piedra caliza en un horno?</w:t>
+      </w:r>
+    </w:p>
+    <w:p>
+      <w:pPr>
+        <w:pStyle w:val="Choice"/>
+      </w:pPr>
+      <w:r>
+        <w:t>a)</w:t>
+        <w:tab/>
+        <w:t>Cal.</w:t>
+      </w:r>
+    </w:p>
+    <w:p>
+      <w:pPr>
+        <w:pStyle w:val="Choice"/>
+      </w:pPr>
+      <w:r>
+        <w:t>b)</w:t>
         <w:tab/>
         <w:t>Pizarra.</w:t>
       </w:r>
     </w:p>
     <w:p>
       <w:pPr>
-        <w:pStyle w:val="ListNumber"/>
-      </w:pPr>
-      <w:r>
-        <w:t>¿Cuál es una característica de la piedra caliza?</w:t>
-      </w:r>
-    </w:p>
-    <w:p>
-      <w:pPr>
-        <w:pStyle w:val="Choice"/>
-      </w:pPr>
-      <w:r>
-        <w:t>a)</w:t>
-        <w:tab/>
-        <w:t>Se utiliza desde la antigüedad como elemento de construcción.</w:t>
-      </w:r>
-    </w:p>
-    <w:p>
-      <w:pPr>
-        <w:pStyle w:val="Choice"/>
-      </w:pPr>
-      <w:r>
-        <w:t>b)</w:t>
-        <w:tab/>
-        <w:t>Produce cuarzo al quemarse en un horno.</w:t>
-      </w:r>
-    </w:p>
-    <w:p>
-      <w:pPr>
         <w:pStyle w:val="Choice"/>
       </w:pPr>
       <w:r>
         <w:t>c)</w:t>
         <w:tab/>
-        <w:t>Se emplea como material de afilar.</w:t>
-      </w:r>
-    </w:p>
-    <w:p>
-      <w:pPr>
-        <w:pStyle w:val="Choice"/>
-      </w:pPr>
-      <w:r>
-        <w:t>d)</w:t>
-        <w:tab/>
-        <w:t>Es resistente a la lluvia ácida.</w:t>
-      </w:r>
-    </w:p>
-    <w:p>
-      <w:pPr>
-        <w:pStyle w:val="ListNumber"/>
-      </w:pPr>
-      <w:r>
-        <w:t>¿Qué componente fundamental del cemento gris se obtiene al quemar la piedra caliza en un horno?</w:t>
-      </w:r>
-    </w:p>
-    <w:p>
-      <w:pPr>
-        <w:pStyle w:val="Choice"/>
-      </w:pPr>
-      <w:r>
-        <w:t>a)</w:t>
-        <w:tab/>
-        <w:t>Pizarra.</w:t>
-      </w:r>
-    </w:p>
-    <w:p>
-      <w:pPr>
-        <w:pStyle w:val="Choice"/>
-      </w:pPr>
-      <w:r>
-        <w:t>b)</w:t>
-        <w:tab/>
         <w:t>Cuarzo.</w:t>
-      </w:r>
-    </w:p>
-    <w:p>
-      <w:pPr>
-        <w:pStyle w:val="Choice"/>
-      </w:pPr>
-      <w:r>
-        <w:t>c)</w:t>
-        <w:tab/>
-        <w:t>Cal.</w:t>
       </w:r>
     </w:p>
     <w:p>
@@ -563,7 +563,7 @@
       <w:r>
         <w:t>b)</w:t>
         <w:tab/>
-        <w:t>La hace más resistente.</w:t>
+        <w:t>No tiene ningún efecto.</w:t>
       </w:r>
     </w:p>
     <w:p>
@@ -583,7 +583,7 @@
       <w:r>
         <w:t>d)</w:t>
         <w:tab/>
-        <w:t>No tiene ningún efecto.</w:t>
+        <w:t>La hace más resistente.</w:t>
       </w:r>
     </w:p>
     <w:p>
@@ -601,6 +601,16 @@
       <w:r>
         <w:t>a)</w:t>
         <w:tab/>
+        <w:t>La catedral de Burgos.</w:t>
+      </w:r>
+    </w:p>
+    <w:p>
+      <w:pPr>
+        <w:pStyle w:val="Choice"/>
+      </w:pPr>
+      <w:r>
+        <w:t>b)</w:t>
+        <w:tab/>
         <w:t>La Gran Pirámide de Guiza.</w:t>
       </w:r>
     </w:p>
@@ -609,19 +619,9 @@
         <w:pStyle w:val="Choice"/>
       </w:pPr>
       <w:r>
-        <w:t>b)</w:t>
+        <w:t>c)</w:t>
         <w:tab/>
         <w:t>La Gran Muralla China.</w:t>
-      </w:r>
-    </w:p>
-    <w:p>
-      <w:pPr>
-        <w:pStyle w:val="Choice"/>
-      </w:pPr>
-      <w:r>
-        <w:t>c)</w:t>
-        <w:tab/>
-        <w:t>La catedral de Burgos.</w:t>
       </w:r>
     </w:p>
     <w:p>
@@ -669,7 +669,7 @@
       <w:r>
         <w:t>c)</w:t>
         <w:tab/>
-        <w:t>Compuesta solo de cuarzo.</w:t>
+        <w:t>Granos de calcio.</w:t>
       </w:r>
     </w:p>
     <w:p>
@@ -679,7 +679,7 @@
       <w:r>
         <w:t>d)</w:t>
         <w:tab/>
-        <w:t>Granos de calcio.</w:t>
+        <w:t>Compuesta solo de cuarzo.</w:t>
       </w:r>
     </w:p>
     <w:p>
@@ -697,7 +697,7 @@
       <w:r>
         <w:t>a)</w:t>
         <w:tab/>
-        <w:t>Recubrimiento de monumentos.</w:t>
+        <w:t>Material de construcción y en piedras de afilar.</w:t>
       </w:r>
     </w:p>
     <w:p>
@@ -707,7 +707,7 @@
       <w:r>
         <w:t>b)</w:t>
         <w:tab/>
-        <w:t>Material de construcción y en piedras de afilar.</w:t>
+        <w:t>Esculpir esculturas.</w:t>
       </w:r>
     </w:p>
     <w:p>
@@ -727,7 +727,7 @@
       <w:r>
         <w:t>d)</w:t>
         <w:tab/>
-        <w:t>Esculpir esculturas.</w:t>
+        <w:t>Recubrimiento de monumentos.</w:t>
       </w:r>
     </w:p>
     <w:p>
@@ -755,6 +755,16 @@
       <w:r>
         <w:t>b)</w:t>
         <w:tab/>
+        <w:t>En la construcción de catedrales.</w:t>
+      </w:r>
+    </w:p>
+    <w:p>
+      <w:pPr>
+        <w:pStyle w:val="Choice"/>
+      </w:pPr>
+      <w:r>
+        <w:t>c)</w:t>
+        <w:tab/>
         <w:t>Como elementos decorativos.</w:t>
       </w:r>
     </w:p>
@@ -763,23 +773,13 @@
         <w:pStyle w:val="Choice"/>
       </w:pPr>
       <w:r>
-        <w:t>c)</w:t>
+        <w:t>d)</w:t>
         <w:tab/>
         <w:t>Para recubrir estructuras.</w:t>
       </w:r>
     </w:p>
     <w:p>
       <w:pPr>
-        <w:pStyle w:val="Choice"/>
-      </w:pPr>
-      <w:r>
-        <w:t>d)</w:t>
-        <w:tab/>
-        <w:t>En la construcción de catedrales.</w:t>
-      </w:r>
-    </w:p>
-    <w:p>
-      <w:pPr>
         <w:pStyle w:val="ListNumber"/>
       </w:pPr>
       <w:r>
@@ -793,7 +793,7 @@
       <w:r>
         <w:t>a)</w:t>
         <w:tab/>
-        <w:t>Piedra arenisca.</w:t>
+        <w:t>Granito.</w:t>
       </w:r>
     </w:p>
     <w:p>
@@ -802,6 +802,16 @@
       </w:pPr>
       <w:r>
         <w:t>b)</w:t>
+        <w:tab/>
+        <w:t>Mármol.</w:t>
+      </w:r>
+    </w:p>
+    <w:p>
+      <w:pPr>
+        <w:pStyle w:val="Choice"/>
+      </w:pPr>
+      <w:r>
+        <w:t>c)</w:t>
         <w:tab/>
         <w:t>Piedra caliza.</w:t>
       </w:r>
@@ -811,19 +821,9 @@
         <w:pStyle w:val="Choice"/>
       </w:pPr>
       <w:r>
-        <w:t>c)</w:t>
-        <w:tab/>
-        <w:t>Mármol.</w:t>
-      </w:r>
-    </w:p>
-    <w:p>
-      <w:pPr>
-        <w:pStyle w:val="Choice"/>
-      </w:pPr>
-      <w:r>
         <w:t>d)</w:t>
         <w:tab/>
-        <w:t>Granito.</w:t>
+        <w:t>Piedra arenisca.</w:t>
       </w:r>
     </w:p>
     <w:p>
@@ -851,7 +851,7 @@
       <w:r>
         <w:t>b)</w:t>
         <w:tab/>
-        <w:t>Como piedras naturales.</w:t>
+        <w:t>En forma de polvo.</w:t>
       </w:r>
     </w:p>
     <w:p>
@@ -871,7 +871,7 @@
       <w:r>
         <w:t>d)</w:t>
         <w:tab/>
-        <w:t>En forma de polvo.</w:t>
+        <w:t>Como piedras naturales.</w:t>
       </w:r>
     </w:p>
     <w:p>
@@ -889,7 +889,7 @@
       <w:r>
         <w:t>a)</w:t>
         <w:tab/>
-        <w:t>Permanecen en estado líquido.</w:t>
+        <w:t>Endurecen y adoptan una consistencia pétrea.</w:t>
       </w:r>
     </w:p>
     <w:p>
@@ -899,7 +899,7 @@
       <w:r>
         <w:t>b)</w:t>
         <w:tab/>
-        <w:t>Endurecen y adoptan una consistencia pétrea.</w:t>
+        <w:t>Permanecen en estado líquido.</w:t>
       </w:r>
     </w:p>
     <w:p>
@@ -937,16 +937,6 @@
       <w:r>
         <w:t>a)</w:t>
         <w:tab/>
-        <w:t>Blanco.</w:t>
-      </w:r>
-    </w:p>
-    <w:p>
-      <w:pPr>
-        <w:pStyle w:val="Choice"/>
-      </w:pPr>
-      <w:r>
-        <w:t>b)</w:t>
-        <w:tab/>
         <w:t>Gris.</w:t>
       </w:r>
     </w:p>
@@ -955,7 +945,7 @@
         <w:pStyle w:val="Choice"/>
       </w:pPr>
       <w:r>
-        <w:t>c)</w:t>
+        <w:t>b)</w:t>
         <w:tab/>
         <w:t>Negro.</w:t>
       </w:r>
@@ -965,13 +955,23 @@
         <w:pStyle w:val="Choice"/>
       </w:pPr>
       <w:r>
-        <w:t>d)</w:t>
+        <w:t>c)</w:t>
         <w:tab/>
         <w:t>Amarillo.</w:t>
       </w:r>
     </w:p>
     <w:p>
       <w:pPr>
+        <w:pStyle w:val="Choice"/>
+      </w:pPr>
+      <w:r>
+        <w:t>d)</w:t>
+        <w:tab/>
+        <w:t>Blanco.</w:t>
+      </w:r>
+    </w:p>
+    <w:p>
+      <w:pPr>
         <w:pStyle w:val="ListNumber"/>
       </w:pPr>
       <w:r>
@@ -985,7 +985,7 @@
       <w:r>
         <w:t>a)</w:t>
         <w:tab/>
-        <w:t>Como material de construcción principal.</w:t>
+        <w:t>Para fines decorativos.</w:t>
       </w:r>
     </w:p>
     <w:p>
@@ -1005,7 +1005,7 @@
       <w:r>
         <w:t>c)</w:t>
         <w:tab/>
-        <w:t>Para fines decorativos.</w:t>
+        <w:t>Unir y sellar piedras de construcciones.</w:t>
       </w:r>
     </w:p>
     <w:p>
@@ -1015,7 +1015,7 @@
       <w:r>
         <w:t>d)</w:t>
         <w:tab/>
-        <w:t>Unir y sellar piedras de construcciones.</w:t>
+        <w:t>Como material de construcción principal.</w:t>
       </w:r>
     </w:p>
     <w:p>
@@ -1033,7 +1033,7 @@
       <w:r>
         <w:t>a)</w:t>
         <w:tab/>
-        <w:t>Arenisca.</w:t>
+        <w:t>Granito.</w:t>
       </w:r>
     </w:p>
     <w:p>
@@ -1053,7 +1053,7 @@
       <w:r>
         <w:t>c)</w:t>
         <w:tab/>
-        <w:t>Escayola.</w:t>
+        <w:t>Arenisca.</w:t>
       </w:r>
     </w:p>
     <w:p>
@@ -1063,7 +1063,7 @@
       <w:r>
         <w:t>d)</w:t>
         <w:tab/>
-        <w:t>Granito.</w:t>
+        <w:t>Escayola.</w:t>
       </w:r>
     </w:p>
     <w:p>
@@ -1081,7 +1081,7 @@
       <w:r>
         <w:t>a)</w:t>
         <w:tab/>
-        <w:t>Para unir piedras de construcciones.</w:t>
+        <w:t>Revestimiento y decoración de paredes y techos.</w:t>
       </w:r>
     </w:p>
     <w:p>
@@ -1090,6 +1090,16 @@
       </w:pPr>
       <w:r>
         <w:t>b)</w:t>
+        <w:tab/>
+        <w:t>Para la fabricación de bloques sólidos.</w:t>
+      </w:r>
+    </w:p>
+    <w:p>
+      <w:pPr>
+        <w:pStyle w:val="Choice"/>
+      </w:pPr>
+      <w:r>
+        <w:t>c)</w:t>
         <w:tab/>
         <w:t>Como material de construcción muy resistente.</w:t>
       </w:r>
@@ -1099,19 +1109,9 @@
         <w:pStyle w:val="Choice"/>
       </w:pPr>
       <w:r>
-        <w:t>c)</w:t>
-        <w:tab/>
-        <w:t>Para la fabricación de bloques sólidos.</w:t>
-      </w:r>
-    </w:p>
-    <w:p>
-      <w:pPr>
-        <w:pStyle w:val="Choice"/>
-      </w:pPr>
-      <w:r>
         <w:t>d)</w:t>
         <w:tab/>
-        <w:t>Revestimiento y decoración de paredes y techos.</w:t>
+        <w:t>Para unir piedras de construcciones.</w:t>
       </w:r>
     </w:p>
     <w:p>
@@ -1139,16 +1139,6 @@
       <w:r>
         <w:t>b)</w:t>
         <w:tab/>
-        <w:t>Se presentan en forma de bloques sólidos.</w:t>
-      </w:r>
-    </w:p>
-    <w:p>
-      <w:pPr>
-        <w:pStyle w:val="Choice"/>
-      </w:pPr>
-      <w:r>
-        <w:t>c)</w:t>
-        <w:tab/>
         <w:t>Son piedras naturales con mucha resistencia a la compresión.</w:t>
       </w:r>
     </w:p>
@@ -1157,13 +1147,23 @@
         <w:pStyle w:val="Choice"/>
       </w:pPr>
       <w:r>
-        <w:t>d)</w:t>
+        <w:t>c)</w:t>
         <w:tab/>
         <w:t>Solo se utilizan en la prehistoria.</w:t>
       </w:r>
     </w:p>
     <w:p>
       <w:pPr>
+        <w:pStyle w:val="Choice"/>
+      </w:pPr>
+      <w:r>
+        <w:t>d)</w:t>
+        <w:tab/>
+        <w:t>Se presentan en forma de bloques sólidos.</w:t>
+      </w:r>
+    </w:p>
+    <w:p>
+      <w:pPr>
         <w:pStyle w:val="ListNumber"/>
       </w:pPr>
       <w:r>
@@ -1177,7 +1177,7 @@
       <w:r>
         <w:t>a)</w:t>
         <w:tab/>
-        <w:t>Piedra caliza y arcillas calcinadas más yeso.</w:t>
+        <w:t>Caliza y cuarzo.</w:t>
       </w:r>
     </w:p>
     <w:p>
@@ -1207,7 +1207,7 @@
       <w:r>
         <w:t>d)</w:t>
         <w:tab/>
-        <w:t>Caliza y cuarzo.</w:t>
+        <w:t>Piedra caliza y arcillas calcinadas más yeso.</w:t>
       </w:r>
     </w:p>
     <w:p>
@@ -1225,6 +1225,16 @@
       <w:r>
         <w:t>a)</w:t>
         <w:tab/>
+        <w:t>Acero.</w:t>
+      </w:r>
+    </w:p>
+    <w:p>
+      <w:pPr>
+        <w:pStyle w:val="Choice"/>
+      </w:pPr>
+      <w:r>
+        <w:t>b)</w:t>
+        <w:tab/>
         <w:t>Grava.</w:t>
       </w:r>
     </w:p>
@@ -1233,19 +1243,9 @@
         <w:pStyle w:val="Choice"/>
       </w:pPr>
       <w:r>
-        <w:t>b)</w:t>
+        <w:t>c)</w:t>
         <w:tab/>
         <w:t>Arena.</w:t>
-      </w:r>
-    </w:p>
-    <w:p>
-      <w:pPr>
-        <w:pStyle w:val="Choice"/>
-      </w:pPr>
-      <w:r>
-        <w:t>c)</w:t>
-        <w:tab/>
-        <w:t>Acero.</w:t>
       </w:r>
     </w:p>
     <w:p>
@@ -1331,6 +1331,16 @@
       <w:r>
         <w:t>b)</w:t>
         <w:tab/>
+        <w:t>Producción de hormigón.</w:t>
+      </w:r>
+    </w:p>
+    <w:p>
+      <w:pPr>
+        <w:pStyle w:val="Choice"/>
+      </w:pPr>
+      <w:r>
+        <w:t>c)</w:t>
+        <w:tab/>
         <w:t>Decoración de techos.</w:t>
       </w:r>
     </w:p>
@@ -1339,23 +1349,13 @@
         <w:pStyle w:val="Choice"/>
       </w:pPr>
       <w:r>
-        <w:t>c)</w:t>
+        <w:t>d)</w:t>
         <w:tab/>
         <w:t>Fabricación de esculturas.</w:t>
       </w:r>
     </w:p>
     <w:p>
       <w:pPr>
-        <w:pStyle w:val="Choice"/>
-      </w:pPr>
-      <w:r>
-        <w:t>d)</w:t>
-        <w:tab/>
-        <w:t>Producción de hormigón.</w:t>
-      </w:r>
-    </w:p>
-    <w:p>
-      <w:pPr>
         <w:pStyle w:val="ListNumber"/>
       </w:pPr>
       <w:r>
@@ -1369,6 +1369,26 @@
       <w:r>
         <w:t>a)</w:t>
         <w:tab/>
+        <w:t>No se conoce.</w:t>
+      </w:r>
+    </w:p>
+    <w:p>
+      <w:pPr>
+        <w:pStyle w:val="Choice"/>
+      </w:pPr>
+      <w:r>
+        <w:t>b)</w:t>
+        <w:tab/>
+        <w:t>Menos de 1000 millones de toneladas.</w:t>
+      </w:r>
+    </w:p>
+    <w:p>
+      <w:pPr>
+        <w:pStyle w:val="Choice"/>
+      </w:pPr>
+      <w:r>
+        <w:t>c)</w:t>
+        <w:tab/>
         <w:t>Cerca de 2000 millones de toneladas.</w:t>
       </w:r>
     </w:p>
@@ -1377,33 +1397,13 @@
         <w:pStyle w:val="Choice"/>
       </w:pPr>
       <w:r>
-        <w:t>b)</w:t>
+        <w:t>d)</w:t>
         <w:tab/>
         <w:t>Más de 4000 millones de toneladas.</w:t>
       </w:r>
     </w:p>
     <w:p>
       <w:pPr>
-        <w:pStyle w:val="Choice"/>
-      </w:pPr>
-      <w:r>
-        <w:t>c)</w:t>
-        <w:tab/>
-        <w:t>No se conoce.</w:t>
-      </w:r>
-    </w:p>
-    <w:p>
-      <w:pPr>
-        <w:pStyle w:val="Choice"/>
-      </w:pPr>
-      <w:r>
-        <w:t>d)</w:t>
-        <w:tab/>
-        <w:t>Menos de 1000 millones de toneladas.</w:t>
-      </w:r>
-    </w:p>
-    <w:p>
-      <w:pPr>
         <w:pStyle w:val="ListNumber"/>
       </w:pPr>
       <w:r>
@@ -1417,6 +1417,26 @@
       <w:r>
         <w:t>a)</w:t>
         <w:tab/>
+        <w:t>Piedra caliza y arcillas calcinadas y yeso.</w:t>
+      </w:r>
+    </w:p>
+    <w:p>
+      <w:pPr>
+        <w:pStyle w:val="Choice"/>
+      </w:pPr>
+      <w:r>
+        <w:t>b)</w:t>
+        <w:tab/>
+        <w:t>Cemento mezclado con arena y grava.</w:t>
+      </w:r>
+    </w:p>
+    <w:p>
+      <w:pPr>
+        <w:pStyle w:val="Choice"/>
+      </w:pPr>
+      <w:r>
+        <w:t>c)</w:t>
+        <w:tab/>
         <w:t>Acero y yeso.</w:t>
       </w:r>
     </w:p>
@@ -1425,33 +1445,13 @@
         <w:pStyle w:val="Choice"/>
       </w:pPr>
       <w:r>
-        <w:t>b)</w:t>
-        <w:tab/>
-        <w:t>Piedra caliza y arcillas calcinadas y yeso.</w:t>
-      </w:r>
-    </w:p>
-    <w:p>
-      <w:pPr>
-        <w:pStyle w:val="Choice"/>
-      </w:pPr>
-      <w:r>
-        <w:t>c)</w:t>
+        <w:t>d)</w:t>
         <w:tab/>
         <w:t>Es yeso de grano muy fino.</w:t>
       </w:r>
     </w:p>
     <w:p>
       <w:pPr>
-        <w:pStyle w:val="Choice"/>
-      </w:pPr>
-      <w:r>
-        <w:t>d)</w:t>
-        <w:tab/>
-        <w:t>Cemento mezclado con arena y grava.</w:t>
-      </w:r>
-    </w:p>
-    <w:p>
-      <w:pPr>
         <w:pStyle w:val="ListNumber"/>
       </w:pPr>
       <w:r>
@@ -1465,6 +1465,16 @@
       <w:r>
         <w:t>a)</w:t>
         <w:tab/>
+        <w:t>Yeso adicional.</w:t>
+      </w:r>
+    </w:p>
+    <w:p>
+      <w:pPr>
+        <w:pStyle w:val="Choice"/>
+      </w:pPr>
+      <w:r>
+        <w:t>b)</w:t>
+        <w:tab/>
         <w:t>Grava fina.</w:t>
       </w:r>
     </w:p>
@@ -1473,19 +1483,9 @@
         <w:pStyle w:val="Choice"/>
       </w:pPr>
       <w:r>
-        <w:t>b)</w:t>
+        <w:t>c)</w:t>
         <w:tab/>
         <w:t>Barras de acero.</w:t>
-      </w:r>
-    </w:p>
-    <w:p>
-      <w:pPr>
-        <w:pStyle w:val="Choice"/>
-      </w:pPr>
-      <w:r>
-        <w:t>c)</w:t>
-        <w:tab/>
-        <w:t>Yeso adicional.</w:t>
       </w:r>
     </w:p>
     <w:p>
@@ -1513,7 +1513,7 @@
       <w:r>
         <w:t>a)</w:t>
         <w:tab/>
-        <w:t>Revestimiento de fachadas.</w:t>
+        <w:t>Decoración de interiores, por ejemplo en techos con formas finas.</w:t>
       </w:r>
     </w:p>
     <w:p>
@@ -1523,7 +1523,7 @@
       <w:r>
         <w:t>b)</w:t>
         <w:tab/>
-        <w:t>Decoración de interiores, por ejemplo en techos con formas finas.</w:t>
+        <w:t>Revestimiento de fachadas.</w:t>
       </w:r>
     </w:p>
     <w:p>
@@ -1561,6 +1561,26 @@
       <w:r>
         <w:t>a)</w:t>
         <w:tab/>
+        <w:t>El hormigón está formado por cemento mezclado con arena y grava.</w:t>
+      </w:r>
+    </w:p>
+    <w:p>
+      <w:pPr>
+        <w:pStyle w:val="Choice"/>
+      </w:pPr>
+      <w:r>
+        <w:t>b)</w:t>
+        <w:tab/>
+        <w:t>Ambos son términos intercambiables.</w:t>
+      </w:r>
+    </w:p>
+    <w:p>
+      <w:pPr>
+        <w:pStyle w:val="Choice"/>
+      </w:pPr>
+      <w:r>
+        <w:t>c)</w:t>
+        <w:tab/>
         <w:t>El cemento está formado por hormigón y barras de acero de refuerzo.</w:t>
       </w:r>
     </w:p>
@@ -1569,29 +1589,9 @@
         <w:pStyle w:val="Choice"/>
       </w:pPr>
       <w:r>
-        <w:t>b)</w:t>
+        <w:t>d)</w:t>
         <w:tab/>
         <w:t>El hormigón se utiliza para producir cemento.</w:t>
-      </w:r>
-    </w:p>
-    <w:p>
-      <w:pPr>
-        <w:pStyle w:val="Choice"/>
-      </w:pPr>
-      <w:r>
-        <w:t>c)</w:t>
-        <w:tab/>
-        <w:t>El hormigón está formado por cemento mezclado con arena y grava.</w:t>
-      </w:r>
-    </w:p>
-    <w:p>
-      <w:pPr>
-        <w:pStyle w:val="Choice"/>
-      </w:pPr>
-      <w:r>
-        <w:t>d)</w:t>
-        <w:tab/>
-        <w:t>Ambos son términos intercambiables.</w:t>
       </w:r>
     </w:p>
     <w:sectPr>

--- a/source-multichoice/build/es-material-stone-2.docx
+++ b/source-multichoice/build/es-material-stone-2.docx
@@ -169,7 +169,7 @@
       <w:r>
         <w:t>a)</w:t>
         <w:tab/>
-        <w:t>En construcciones a la intemperie.</w:t>
+        <w:t>Solo en estatuas.</w:t>
       </w:r>
     </w:p>
     <w:p>
@@ -601,7 +601,7 @@
       <w:r>
         <w:t>a)</w:t>
         <w:tab/>
-        <w:t>La catedral de Burgos.</w:t>
+        <w:t>La catedral de Teruel.</w:t>
       </w:r>
     </w:p>
     <w:p>
